--- a/docs/requirements/Work_Breakdown_Structure_V1.0.docx
+++ b/docs/requirements/Work_Breakdown_Structure_V1.0.docx
@@ -146,21 +146,7 @@
           <w:b/>
           <w:bCs/>
         </w:rPr>
-        <w:t xml:space="preserve">2.3 Database </w:t>
-      </w:r>
-      <w:r>
-        <w:rPr>
-          <w:b/>
-          <w:bCs/>
-        </w:rPr>
-        <w:t>Modelling</w:t>
-      </w:r>
-      <w:r>
-        <w:rPr>
-          <w:b/>
-          <w:bCs/>
-        </w:rPr>
-        <w:t>:</w:t>
+        <w:t>2.3 Database Modelling:</w:t>
       </w:r>
       <w:r>
         <w:t xml:space="preserve"> Entity Relationship Diagram (ERD) and Schema normalization.</w:t>
@@ -1583,6 +1569,7 @@
   <w:style w:type="character" w:default="1" w:styleId="DefaultParagraphFont">
     <w:name w:val="Default Paragraph Font"/>
     <w:uiPriority w:val="1"/>
+    <w:semiHidden/>
     <w:unhideWhenUsed/>
   </w:style>
   <w:style w:type="table" w:default="1" w:styleId="TableNormal">
